--- a/resources/a-level-economics-the-complete-year/A-Level-Economics-The-Complete-Year-FREE-SAMPLE-Week-1-EDITABLE.docx
+++ b/resources/a-level-economics-the-complete-year/A-Level-Economics-The-Complete-Year-FREE-SAMPLE-Week-1-EDITABLE.docx
@@ -1308,7 +1308,7 @@
               <w:rPr>
                 <w:sz w:val="18"/>
               </w:rPr>
-              <w:t>Model lines</w:t>
+              <w:t>B normative, E positive</w:t>
             </w:r>
           </w:p>
         </w:tc>
@@ -1352,7 +1352,7 @@
               <w:rPr>
                 <w:sz w:val="18"/>
               </w:rPr>
-              <w:t>Model line</w:t>
+              <w:t>Scarcity forces choice</w:t>
             </w:r>
           </w:p>
         </w:tc>
@@ -2181,7 +2181,7 @@
               <w:rPr>
                 <w:sz w:val="18"/>
               </w:rPr>
-              <w:t>Model line</w:t>
+              <w:t>More resources, or better technology</w:t>
             </w:r>
           </w:p>
         </w:tc>
